--- a/Lumbee_RIVR_Tech_IRU_Package/03_Operational_Schedules/Exhibit_F_Change_Order_Form.docx
+++ b/Lumbee_RIVR_Tech_IRU_Package/03_Operational_Schedules/Exhibit_F_Change_Order_Form.docx
@@ -1169,7 +1169,7 @@
                 <w:i w:val="0"/>
                 <w:sz w:val="20"/>
               </w:rPr>
-              <w:t>Tribe — Authorized Representative</w:t>
+              <w:t>Lumbee Tribe — Authorized Representative</w:t>
             </w:r>
           </w:p>
         </w:tc>
